--- a/PLMA_Price_Market_Strategy_2026.docx
+++ b/PLMA_Price_Market_Strategy_2026.docx
@@ -3148,7 +3148,7 @@
       <w:r>
         <w:drawing>
           <wp:inline xmlns:a="http://schemas.openxmlformats.org/drawingml/2006/main" xmlns:pic="http://schemas.openxmlformats.org/drawingml/2006/picture">
-            <wp:extent cx="5943600" cy="3804751"/>
+            <wp:extent cx="5943600" cy="3595511"/>
             <wp:docPr id="7" name="Picture 7"/>
             <wp:cNvGraphicFramePr>
               <a:graphicFrameLocks noChangeAspect="1"/>
@@ -3169,7 +3169,7 @@
                   <pic:spPr>
                     <a:xfrm>
                       <a:off x="0" y="0"/>
-                      <a:ext cx="5943600" cy="3804751"/>
+                      <a:ext cx="5943600" cy="3595511"/>
                     </a:xfrm>
                     <a:prstGeom prst="rect"/>
                   </pic:spPr>
@@ -4189,7 +4189,7 @@
       <w:r>
         <w:drawing>
           <wp:inline xmlns:a="http://schemas.openxmlformats.org/drawingml/2006/main" xmlns:pic="http://schemas.openxmlformats.org/drawingml/2006/picture">
-            <wp:extent cx="5943600" cy="4347393"/>
+            <wp:extent cx="5943600" cy="4191802"/>
             <wp:docPr id="10" name="Picture 10"/>
             <wp:cNvGraphicFramePr>
               <a:graphicFrameLocks noChangeAspect="1"/>
@@ -4210,7 +4210,7 @@
                   <pic:spPr>
                     <a:xfrm>
                       <a:off x="0" y="0"/>
-                      <a:ext cx="5943600" cy="4347393"/>
+                      <a:ext cx="5943600" cy="4191802"/>
                     </a:xfrm>
                     <a:prstGeom prst="rect"/>
                   </pic:spPr>
@@ -6072,7 +6072,7 @@
       <w:r>
         <w:drawing>
           <wp:inline xmlns:a="http://schemas.openxmlformats.org/drawingml/2006/main" xmlns:pic="http://schemas.openxmlformats.org/drawingml/2006/picture">
-            <wp:extent cx="5943600" cy="3809760"/>
+            <wp:extent cx="5943600" cy="3483164"/>
             <wp:docPr id="11" name="Picture 11"/>
             <wp:cNvGraphicFramePr>
               <a:graphicFrameLocks noChangeAspect="1"/>
@@ -6093,7 +6093,7 @@
                   <pic:spPr>
                     <a:xfrm>
                       <a:off x="0" y="0"/>
-                      <a:ext cx="5943600" cy="3809760"/>
+                      <a:ext cx="5943600" cy="3483164"/>
                     </a:xfrm>
                     <a:prstGeom prst="rect"/>
                   </pic:spPr>
@@ -8632,7 +8632,7 @@
       <w:r>
         <w:drawing>
           <wp:inline xmlns:a="http://schemas.openxmlformats.org/drawingml/2006/main" xmlns:pic="http://schemas.openxmlformats.org/drawingml/2006/picture">
-            <wp:extent cx="5943600" cy="3189099"/>
+            <wp:extent cx="5943600" cy="2752547"/>
             <wp:docPr id="14" name="Picture 14"/>
             <wp:cNvGraphicFramePr>
               <a:graphicFrameLocks noChangeAspect="1"/>
@@ -8653,7 +8653,7 @@
                   <pic:spPr>
                     <a:xfrm>
                       <a:off x="0" y="0"/>
-                      <a:ext cx="5943600" cy="3189099"/>
+                      <a:ext cx="5943600" cy="2752547"/>
                     </a:xfrm>
                     <a:prstGeom prst="rect"/>
                   </pic:spPr>

--- a/PLMA_Price_Market_Strategy_2026.docx
+++ b/PLMA_Price_Market_Strategy_2026.docx
@@ -1262,7 +1262,7 @@
       <w:r>
         <w:drawing>
           <wp:inline xmlns:a="http://schemas.openxmlformats.org/drawingml/2006/main" xmlns:pic="http://schemas.openxmlformats.org/drawingml/2006/picture">
-            <wp:extent cx="5943600" cy="3148502"/>
+            <wp:extent cx="5943600" cy="3199556"/>
             <wp:docPr id="1" name="Picture 1"/>
             <wp:cNvGraphicFramePr>
               <a:graphicFrameLocks noChangeAspect="1"/>
@@ -1283,7 +1283,7 @@
                   <pic:spPr>
                     <a:xfrm>
                       <a:off x="0" y="0"/>
-                      <a:ext cx="5943600" cy="3148502"/>
+                      <a:ext cx="5943600" cy="3199556"/>
                     </a:xfrm>
                     <a:prstGeom prst="rect"/>
                   </pic:spPr>
@@ -6072,7 +6072,7 @@
       <w:r>
         <w:drawing>
           <wp:inline xmlns:a="http://schemas.openxmlformats.org/drawingml/2006/main" xmlns:pic="http://schemas.openxmlformats.org/drawingml/2006/picture">
-            <wp:extent cx="5943600" cy="3483164"/>
+            <wp:extent cx="5943600" cy="3178226"/>
             <wp:docPr id="11" name="Picture 11"/>
             <wp:cNvGraphicFramePr>
               <a:graphicFrameLocks noChangeAspect="1"/>
@@ -6093,7 +6093,7 @@
                   <pic:spPr>
                     <a:xfrm>
                       <a:off x="0" y="0"/>
-                      <a:ext cx="5943600" cy="3483164"/>
+                      <a:ext cx="5943600" cy="3178226"/>
                     </a:xfrm>
                     <a:prstGeom prst="rect"/>
                   </pic:spPr>
@@ -8569,7 +8569,7 @@
       <w:r>
         <w:drawing>
           <wp:inline xmlns:a="http://schemas.openxmlformats.org/drawingml/2006/main" xmlns:pic="http://schemas.openxmlformats.org/drawingml/2006/picture">
-            <wp:extent cx="5943600" cy="3679035"/>
+            <wp:extent cx="5943600" cy="3848349"/>
             <wp:docPr id="13" name="Picture 13"/>
             <wp:cNvGraphicFramePr>
               <a:graphicFrameLocks noChangeAspect="1"/>
@@ -8590,7 +8590,7 @@
                   <pic:spPr>
                     <a:xfrm>
                       <a:off x="0" y="0"/>
-                      <a:ext cx="5943600" cy="3679035"/>
+                      <a:ext cx="5943600" cy="3848349"/>
                     </a:xfrm>
                     <a:prstGeom prst="rect"/>
                   </pic:spPr>
@@ -8632,7 +8632,7 @@
       <w:r>
         <w:drawing>
           <wp:inline xmlns:a="http://schemas.openxmlformats.org/drawingml/2006/main" xmlns:pic="http://schemas.openxmlformats.org/drawingml/2006/picture">
-            <wp:extent cx="5943600" cy="2752547"/>
+            <wp:extent cx="5943600" cy="2761137"/>
             <wp:docPr id="14" name="Picture 14"/>
             <wp:cNvGraphicFramePr>
               <a:graphicFrameLocks noChangeAspect="1"/>
@@ -8653,7 +8653,7 @@
                   <pic:spPr>
                     <a:xfrm>
                       <a:off x="0" y="0"/>
-                      <a:ext cx="5943600" cy="2752547"/>
+                      <a:ext cx="5943600" cy="2761137"/>
                     </a:xfrm>
                     <a:prstGeom prst="rect"/>
                   </pic:spPr>

--- a/PLMA_Price_Market_Strategy_2026.docx
+++ b/PLMA_Price_Market_Strategy_2026.docx
@@ -6072,7 +6072,7 @@
       <w:r>
         <w:drawing>
           <wp:inline xmlns:a="http://schemas.openxmlformats.org/drawingml/2006/main" xmlns:pic="http://schemas.openxmlformats.org/drawingml/2006/picture">
-            <wp:extent cx="5943600" cy="3178226"/>
+            <wp:extent cx="5943600" cy="4110911"/>
             <wp:docPr id="11" name="Picture 11"/>
             <wp:cNvGraphicFramePr>
               <a:graphicFrameLocks noChangeAspect="1"/>
@@ -6093,7 +6093,7 @@
                   <pic:spPr>
                     <a:xfrm>
                       <a:off x="0" y="0"/>
-                      <a:ext cx="5943600" cy="3178226"/>
+                      <a:ext cx="5943600" cy="4110911"/>
                     </a:xfrm>
                     <a:prstGeom prst="rect"/>
                   </pic:spPr>

--- a/PLMA_Price_Market_Strategy_2026.docx
+++ b/PLMA_Price_Market_Strategy_2026.docx
@@ -4189,7 +4189,7 @@
       <w:r>
         <w:drawing>
           <wp:inline xmlns:a="http://schemas.openxmlformats.org/drawingml/2006/main" xmlns:pic="http://schemas.openxmlformats.org/drawingml/2006/picture">
-            <wp:extent cx="5943600" cy="4191802"/>
+            <wp:extent cx="5943600" cy="3603812"/>
             <wp:docPr id="10" name="Picture 10"/>
             <wp:cNvGraphicFramePr>
               <a:graphicFrameLocks noChangeAspect="1"/>
@@ -4210,7 +4210,7 @@
                   <pic:spPr>
                     <a:xfrm>
                       <a:off x="0" y="0"/>
-                      <a:ext cx="5943600" cy="4191802"/>
+                      <a:ext cx="5943600" cy="3603812"/>
                     </a:xfrm>
                     <a:prstGeom prst="rect"/>
                   </pic:spPr>
@@ -6072,7 +6072,7 @@
       <w:r>
         <w:drawing>
           <wp:inline xmlns:a="http://schemas.openxmlformats.org/drawingml/2006/main" xmlns:pic="http://schemas.openxmlformats.org/drawingml/2006/picture">
-            <wp:extent cx="5943600" cy="4110911"/>
+            <wp:extent cx="5943600" cy="4080540"/>
             <wp:docPr id="11" name="Picture 11"/>
             <wp:cNvGraphicFramePr>
               <a:graphicFrameLocks noChangeAspect="1"/>
@@ -6093,7 +6093,7 @@
                   <pic:spPr>
                     <a:xfrm>
                       <a:off x="0" y="0"/>
-                      <a:ext cx="5943600" cy="4110911"/>
+                      <a:ext cx="5943600" cy="4080540"/>
                     </a:xfrm>
                     <a:prstGeom prst="rect"/>
                   </pic:spPr>

--- a/PLMA_Price_Market_Strategy_2026.docx
+++ b/PLMA_Price_Market_Strategy_2026.docx
@@ -4189,7 +4189,7 @@
       <w:r>
         <w:drawing>
           <wp:inline xmlns:a="http://schemas.openxmlformats.org/drawingml/2006/main" xmlns:pic="http://schemas.openxmlformats.org/drawingml/2006/picture">
-            <wp:extent cx="5943600" cy="3603812"/>
+            <wp:extent cx="5943600" cy="4026049"/>
             <wp:docPr id="10" name="Picture 10"/>
             <wp:cNvGraphicFramePr>
               <a:graphicFrameLocks noChangeAspect="1"/>
@@ -4210,7 +4210,7 @@
                   <pic:spPr>
                     <a:xfrm>
                       <a:off x="0" y="0"/>
-                      <a:ext cx="5943600" cy="3603812"/>
+                      <a:ext cx="5943600" cy="4026049"/>
                     </a:xfrm>
                     <a:prstGeom prst="rect"/>
                   </pic:spPr>
@@ -6072,7 +6072,7 @@
       <w:r>
         <w:drawing>
           <wp:inline xmlns:a="http://schemas.openxmlformats.org/drawingml/2006/main" xmlns:pic="http://schemas.openxmlformats.org/drawingml/2006/picture">
-            <wp:extent cx="5943600" cy="4080540"/>
+            <wp:extent cx="5943600" cy="4139520"/>
             <wp:docPr id="11" name="Picture 11"/>
             <wp:cNvGraphicFramePr>
               <a:graphicFrameLocks noChangeAspect="1"/>
@@ -6093,7 +6093,7 @@
                   <pic:spPr>
                     <a:xfrm>
                       <a:off x="0" y="0"/>
-                      <a:ext cx="5943600" cy="4080540"/>
+                      <a:ext cx="5943600" cy="4139520"/>
                     </a:xfrm>
                     <a:prstGeom prst="rect"/>
                   </pic:spPr>

--- a/PLMA_Price_Market_Strategy_2026.docx
+++ b/PLMA_Price_Market_Strategy_2026.docx
@@ -4189,7 +4189,7 @@
       <w:r>
         <w:drawing>
           <wp:inline xmlns:a="http://schemas.openxmlformats.org/drawingml/2006/main" xmlns:pic="http://schemas.openxmlformats.org/drawingml/2006/picture">
-            <wp:extent cx="5943600" cy="4026049"/>
+            <wp:extent cx="5943600" cy="4545106"/>
             <wp:docPr id="10" name="Picture 10"/>
             <wp:cNvGraphicFramePr>
               <a:graphicFrameLocks noChangeAspect="1"/>
@@ -4210,7 +4210,7 @@
                   <pic:spPr>
                     <a:xfrm>
                       <a:off x="0" y="0"/>
-                      <a:ext cx="5943600" cy="4026049"/>
+                      <a:ext cx="5943600" cy="4545106"/>
                     </a:xfrm>
                     <a:prstGeom prst="rect"/>
                   </pic:spPr>
